--- a/Pregrado/Trabajo de grado 3/Clases/Recursos/ACAs/Quiz 1 (6%) - guia del cuestionario.docx
+++ b/Pregrado/Trabajo de grado 3/Clases/Recursos/ACAs/Quiz 1 (6%) - guia del cuestionario.docx
@@ -794,7 +794,7 @@
           <w:color w:val="2B2B2B"/>
           <w:sz w:val="22"/>
         </w:rPr>
-        <w:t xml:space="preserve">Temario trabajado en clase </w:t>
+        <w:t xml:space="preserve">Sesiones </w:t>
       </w:r>
       <w:r>
         <w:rPr>
@@ -803,7 +803,7 @@
           <w:color w:val="2B2B2B"/>
           <w:sz w:val="22"/>
         </w:rPr>
-        <w:t>hasta el cierre</w:t>
+        <w:t>ya dictadas</w:t>
       </w:r>
       <w:r>
         <w:rPr>
@@ -812,7 +812,7 @@
           <w:color w:val="2B2B2B"/>
           <w:sz w:val="22"/>
         </w:rPr>
-        <w:t xml:space="preserve"> (25/08/2026):</w:t>
+        <w:t xml:space="preserve"> cuando cierra este cuestionario (25/08/2026) — eso es lo que entra:</w:t>
       </w:r>
     </w:p>
     <w:p>
@@ -836,29 +836,6 @@
           <w:sz w:val="22"/>
         </w:rPr>
         <w:t xml:space="preserve"> (18/08/2026) — Formulación de pregunta, objetivos y título</w:t>
-      </w:r>
-    </w:p>
-    <w:p>
-      <w:pPr>
-        <w:pStyle w:val="ListBullet"/>
-      </w:pPr>
-      <w:r>
-        <w:rPr>
-          <w:rFonts w:ascii="Calibri" w:hAnsi="Calibri"/>
-          <w:b/>
-          <w:color w:val="2B2B2B"/>
-          <w:sz w:val="22"/>
-        </w:rPr>
-        <w:t>Sesión 03</w:t>
-      </w:r>
-      <w:r>
-        <w:rPr>
-          <w:rFonts w:ascii="Calibri" w:hAnsi="Calibri"/>
-          <w:b w:val="0"/>
-          <w:color w:val="2B2B2B"/>
-          <w:sz w:val="22"/>
-        </w:rPr>
-        <w:t xml:space="preserve"> (25/08/2026) — Estructura del artículo · taller de introducción</w:t>
       </w:r>
     </w:p>
     <w:p>
@@ -887,7 +864,99 @@
           <w:color w:val="2B2B2B"/>
           <w:sz w:val="22"/>
         </w:rPr>
-        <w:t xml:space="preserve"> cuestionario del curso: entra todo lo trabajado hasta su cierre.</w:t>
+        <w:t xml:space="preserve"> cuestionario del curso: entra todo lo dictado antes de su cierre.</w:t>
+      </w:r>
+    </w:p>
+    <w:p>
+      <w:r>
+        <w:rPr>
+          <w:rFonts w:ascii="Calibri" w:hAnsi="Calibri"/>
+          <w:b/>
+          <w:color w:val="2B2B2B"/>
+          <w:sz w:val="22"/>
+        </w:rPr>
+        <w:t>Lo que NO entra:</w:t>
+      </w:r>
+      <w:r>
+        <w:rPr>
+          <w:rFonts w:ascii="Calibri" w:hAnsi="Calibri"/>
+          <w:b w:val="0"/>
+          <w:color w:val="2B2B2B"/>
+          <w:sz w:val="22"/>
+        </w:rPr>
+        <w:t xml:space="preserve"> la </w:t>
+      </w:r>
+      <w:r>
+        <w:rPr>
+          <w:rFonts w:ascii="Calibri" w:hAnsi="Calibri"/>
+          <w:b/>
+          <w:color w:val="2B2B2B"/>
+          <w:sz w:val="22"/>
+        </w:rPr>
+        <w:t>Sesión 03</w:t>
+      </w:r>
+      <w:r>
+        <w:rPr>
+          <w:rFonts w:ascii="Calibri" w:hAnsi="Calibri"/>
+          <w:b w:val="0"/>
+          <w:color w:val="2B2B2B"/>
+          <w:sz w:val="22"/>
+        </w:rPr>
+        <w:t xml:space="preserve"> (25/08/2026 — Estructura del artículo · taller de introducción) se dicta </w:t>
+      </w:r>
+      <w:r>
+        <w:rPr>
+          <w:rFonts w:ascii="Calibri" w:hAnsi="Calibri"/>
+          <w:b/>
+          <w:color w:val="2B2B2B"/>
+          <w:sz w:val="22"/>
+        </w:rPr>
+        <w:t>el mismo día</w:t>
+      </w:r>
+      <w:r>
+        <w:rPr>
+          <w:rFonts w:ascii="Calibri" w:hAnsi="Calibri"/>
+          <w:b w:val="0"/>
+          <w:color w:val="2B2B2B"/>
+          <w:sz w:val="22"/>
+        </w:rPr>
+        <w:t xml:space="preserve"> en que cierra el cuestionario, así que su tema </w:t>
+      </w:r>
+      <w:r>
+        <w:rPr>
+          <w:rFonts w:ascii="Calibri" w:hAnsi="Calibri"/>
+          <w:b/>
+          <w:color w:val="2B2B2B"/>
+          <w:sz w:val="22"/>
+        </w:rPr>
+        <w:t>queda fuera</w:t>
+      </w:r>
+      <w:r>
+        <w:rPr>
+          <w:rFonts w:ascii="Calibri" w:hAnsi="Calibri"/>
+          <w:b w:val="0"/>
+          <w:color w:val="2B2B2B"/>
+          <w:sz w:val="22"/>
+        </w:rPr>
+        <w:t xml:space="preserve">: no se te pregunta algo que todavía no has visto en clase. Ese tema entra en </w:t>
+      </w:r>
+      <w:r>
+        <w:rPr>
+          <w:rFonts w:ascii="Calibri" w:hAnsi="Calibri"/>
+          <w:b/>
+          <w:color w:val="2B2B2B"/>
+          <w:sz w:val="22"/>
+        </w:rPr>
+        <w:t>Parcial 1</w:t>
+      </w:r>
+      <w:r>
+        <w:rPr>
+          <w:rFonts w:ascii="Calibri" w:hAnsi="Calibri"/>
+          <w:b w:val="0"/>
+          <w:color w:val="2B2B2B"/>
+          <w:sz w:val="22"/>
+        </w:rPr>
+        <w:t>.</w:t>
       </w:r>
     </w:p>
     <w:p>
@@ -1425,7 +1494,25 @@
           <w:color w:val="2B2B2B"/>
           <w:sz w:val="22"/>
         </w:rPr>
-        <w:t>Repasa el deck y tus apuntes de cada sesión (</w:t>
+        <w:t xml:space="preserve">Estudia </w:t>
+      </w:r>
+      <w:r>
+        <w:rPr>
+          <w:rFonts w:ascii="Calibri" w:hAnsi="Calibri"/>
+          <w:b/>
+          <w:color w:val="2B2B2B"/>
+          <w:sz w:val="22"/>
+        </w:rPr>
+        <w:t>lo que está en el punto 3, y solo eso</w:t>
+      </w:r>
+      <w:r>
+        <w:rPr>
+          <w:rFonts w:ascii="Calibri" w:hAnsi="Calibri"/>
+          <w:b w:val="0"/>
+          <w:color w:val="2B2B2B"/>
+          <w:sz w:val="22"/>
+        </w:rPr>
+        <w:t>: el alcance del cuestionario son esas sesiones. Ten a mano el deck y tus apuntes de cada una (</w:t>
       </w:r>
       <w:r>
         <w:rPr>
@@ -1452,20 +1539,11 @@
       <w:r>
         <w:rPr>
           <w:rFonts w:ascii="Calibri" w:hAnsi="Calibri"/>
-          <w:b w:val="0"/>
-          <w:color w:val="2B2B2B"/>
-          <w:sz w:val="22"/>
-        </w:rPr>
-        <w:t xml:space="preserve">Ten a mano la </w:t>
-      </w:r>
-      <w:r>
-        <w:rPr>
-          <w:rFonts w:ascii="Calibri" w:hAnsi="Calibri"/>
           <w:b/>
           <w:color w:val="2B2B2B"/>
           <w:sz w:val="22"/>
         </w:rPr>
-        <w:t>lectura autónoma de la Sesión 01</w:t>
+        <w:t>Lectura autónoma de la Sesión 01</w:t>
       </w:r>
       <w:r>
         <w:rPr>
@@ -1474,7 +1552,7 @@
           <w:color w:val="2B2B2B"/>
           <w:sz w:val="22"/>
         </w:rPr>
-        <w:t xml:space="preserve"> (casos de éxito · retomar el proyecto · contexto y planteamiento).</w:t>
+        <w:t xml:space="preserve"> (U1–U2 · casos de éxito · retomar el proyecto · contexto y planteamiento): ten a la vista el contexto y el planteamiento que ya escribiste.</w:t>
       </w:r>
     </w:p>
     <w:p>
@@ -1484,11 +1562,20 @@
       <w:r>
         <w:rPr>
           <w:rFonts w:ascii="Calibri" w:hAnsi="Calibri"/>
+          <w:b/>
+          <w:color w:val="2B2B2B"/>
+          <w:sz w:val="22"/>
+        </w:rPr>
+        <w:t>Sesión 02 — Formulación de pregunta, objetivos y título:</w:t>
+      </w:r>
+      <w:r>
+        <w:rPr>
+          <w:rFonts w:ascii="Calibri" w:hAnsi="Calibri"/>
           <w:b w:val="0"/>
           <w:color w:val="2B2B2B"/>
           <w:sz w:val="22"/>
         </w:rPr>
-        <w:t xml:space="preserve">Ten claras las </w:t>
+        <w:t xml:space="preserve"> Formula </w:t>
       </w:r>
       <w:r>
         <w:rPr>
@@ -1497,7 +1584,7 @@
           <w:color w:val="2B2B2B"/>
           <w:sz w:val="22"/>
         </w:rPr>
-        <w:t>partes del artículo científico</w:t>
+        <w:t>pregunta, objetivos y título</w:t>
       </w:r>
       <w:r>
         <w:rPr>
@@ -1506,21 +1593,7 @@
           <w:color w:val="2B2B2B"/>
           <w:sz w:val="22"/>
         </w:rPr>
-        <w:t xml:space="preserve"> (resumen, introducción, referentes, metodología, resultados, discusión, conclusiones) y qué va en cada una.</w:t>
-      </w:r>
-    </w:p>
-    <w:p>
-      <w:pPr>
-        <w:pStyle w:val="ListBullet"/>
-      </w:pPr>
-      <w:r>
-        <w:rPr>
-          <w:rFonts w:ascii="Calibri" w:hAnsi="Calibri"/>
-          <w:b w:val="0"/>
-          <w:color w:val="2B2B2B"/>
-          <w:sz w:val="22"/>
-        </w:rPr>
-        <w:t xml:space="preserve">Repasa </w:t>
+        <w:t xml:space="preserve"> e identifica las </w:t>
       </w:r>
       <w:r>
         <w:rPr>
@@ -1529,7 +1602,7 @@
           <w:color w:val="2B2B2B"/>
           <w:sz w:val="22"/>
         </w:rPr>
-        <w:t>APA 7</w:t>
+        <w:t>variables</w:t>
       </w:r>
       <w:r>
         <w:rPr>
@@ -1538,7 +1611,7 @@
           <w:color w:val="2B2B2B"/>
           <w:sz w:val="22"/>
         </w:rPr>
-        <w:t xml:space="preserve"> (cita, referencia, parafraseo) y qué cuenta como plagio.</w:t>
+        <w:t xml:space="preserve"> que aparecen en la pregunta-problema.</w:t>
       </w:r>
     </w:p>
     <w:p>
@@ -1570,7 +1643,7 @@
           <w:color w:val="2B2B2B"/>
           <w:sz w:val="22"/>
         </w:rPr>
-        <w:t>: varios ítems se responden mejor con tu caso a la vista.</w:t>
+        <w:t>: varios ítems se responden mejor con tu documento a la vista.</w:t>
       </w:r>
     </w:p>
     <w:p>
@@ -2696,7 +2769,7 @@
                 <w:color w:val="2B2B2B"/>
                 <w:sz w:val="20"/>
               </w:rPr>
-              <w:t>15/11/2026 / 22/11/2026</w:t>
+              <w:t>10/11/2026 / 17/11/2026</w:t>
             </w:r>
           </w:p>
         </w:tc>
@@ -2793,7 +2866,7 @@
                 <w:color w:val="2B2B2B"/>
                 <w:sz w:val="20"/>
               </w:rPr>
-              <w:t>15/11/2026 / 22/11/2026</w:t>
+              <w:t>10/11/2026 / 17/11/2026</w:t>
             </w:r>
           </w:p>
         </w:tc>
@@ -2878,7 +2951,25 @@
           <w:color w:val="2B2B2B"/>
           <w:sz w:val="22"/>
         </w:rPr>
-        <w:t xml:space="preserve">Cierra el día de la </w:t>
+        <w:t xml:space="preserve">Cierra </w:t>
+      </w:r>
+      <w:r>
+        <w:rPr>
+          <w:rFonts w:ascii="Calibri" w:hAnsi="Calibri"/>
+          <w:b/>
+          <w:color w:val="2B2B2B"/>
+          <w:sz w:val="22"/>
+        </w:rPr>
+        <w:t>el día</w:t>
+      </w:r>
+      <w:r>
+        <w:rPr>
+          <w:rFonts w:ascii="Calibri" w:hAnsi="Calibri"/>
+          <w:b w:val="0"/>
+          <w:color w:val="2B2B2B"/>
+          <w:sz w:val="22"/>
+        </w:rPr>
+        <w:t xml:space="preserve"> de la </w:t>
       </w:r>
       <w:r>
         <w:rPr>
@@ -2896,7 +2987,43 @@
           <w:color w:val="2B2B2B"/>
           <w:sz w:val="22"/>
         </w:rPr>
-        <w:t xml:space="preserve"> (estructura del artículo · taller de introducción).</w:t>
+        <w:t xml:space="preserve"> (Estructura del artículo · taller de introducción), que por eso </w:t>
+      </w:r>
+      <w:r>
+        <w:rPr>
+          <w:rFonts w:ascii="Calibri" w:hAnsi="Calibri"/>
+          <w:b/>
+          <w:color w:val="2B2B2B"/>
+          <w:sz w:val="22"/>
+        </w:rPr>
+        <w:t>no</w:t>
+      </w:r>
+      <w:r>
+        <w:rPr>
+          <w:rFonts w:ascii="Calibri" w:hAnsi="Calibri"/>
+          <w:b w:val="0"/>
+          <w:color w:val="2B2B2B"/>
+          <w:sz w:val="22"/>
+        </w:rPr>
+        <w:t xml:space="preserve"> entra: llega hasta la </w:t>
+      </w:r>
+      <w:r>
+        <w:rPr>
+          <w:rFonts w:ascii="Calibri" w:hAnsi="Calibri"/>
+          <w:b/>
+          <w:color w:val="2B2B2B"/>
+          <w:sz w:val="22"/>
+        </w:rPr>
+        <w:t>Sesión 02</w:t>
+      </w:r>
+      <w:r>
+        <w:rPr>
+          <w:rFonts w:ascii="Calibri" w:hAnsi="Calibri"/>
+          <w:b w:val="0"/>
+          <w:color w:val="2B2B2B"/>
+          <w:sz w:val="22"/>
+        </w:rPr>
+        <w:t xml:space="preserve"> (Formulación de pregunta, objetivos y título).</w:t>
       </w:r>
     </w:p>
     <w:p>

--- a/Pregrado/Trabajo de grado 3/Clases/Recursos/ACAs/Quiz 1 (6%) - guia del cuestionario.docx
+++ b/Pregrado/Trabajo de grado 3/Clases/Recursos/ACAs/Quiz 1 (6%) - guia del cuestionario.docx
@@ -2585,7 +2585,7 @@
                 <w:color w:val="2B2B2B"/>
                 <w:sz w:val="20"/>
               </w:rPr>
-              <w:t>07/11/2026 / 14/11/2026</w:t>
+              <w:t>07/11/2026</w:t>
             </w:r>
           </w:p>
         </w:tc>
@@ -2769,7 +2769,7 @@
                 <w:color w:val="2B2B2B"/>
                 <w:sz w:val="20"/>
               </w:rPr>
-              <w:t>10/11/2026 / 17/11/2026</w:t>
+              <w:t>10/11/2026</w:t>
             </w:r>
           </w:p>
         </w:tc>
@@ -2866,7 +2866,7 @@
                 <w:color w:val="2B2B2B"/>
                 <w:sz w:val="20"/>
               </w:rPr>
-              <w:t>10/11/2026 / 17/11/2026</w:t>
+              <w:t>10/11/2026</w:t>
             </w:r>
           </w:p>
         </w:tc>

--- a/Pregrado/Trabajo de grado 3/Clases/Recursos/ACAs/Quiz 1 (6%) - guia del cuestionario.docx
+++ b/Pregrado/Trabajo de grado 3/Clases/Recursos/ACAs/Quiz 1 (6%) - guia del cuestionario.docx
@@ -344,7 +344,7 @@
           <w:color w:val="2B2B2B"/>
           <w:sz w:val="22"/>
         </w:rPr>
-        <w:t xml:space="preserve"> Corte 1 30% = Quiz 1 6% + Parcial 1 24% · Corte 2 30% = Quiz 2 9% + Parcial 2 21% · Corte 3 40% = ACA Final 32% + Quiz 3 4% + Autoevaluación 2% + Coevaluación 2%. El artículo se entrega como </w:t>
+        <w:t xml:space="preserve"> Corte 1 30% = Quiz 1 6% + Parcial 1 24% · Corte 2 30% = Quiz 2 9% + Parcial 2 21% · Corte 3 40% = ACA Final 32% + Quiz 3 4% + Autoevaluación 2% + Coevaluación 2%. El documento de grado se entrega como </w:t>
       </w:r>
       <w:r>
         <w:rPr>
@@ -380,7 +380,7 @@
           <w:color w:val="2B2B2B"/>
           <w:sz w:val="22"/>
         </w:rPr>
-        <w:t xml:space="preserve"> en el aula. Artículo ≥ 50 referencias y ≥ 4.000 palabras. Cierre: póster, antiplagio, repositorio.</w:t>
+        <w:t xml:space="preserve"> en el aula. Documento ≥ 50 referencias y ≥ 4.000 palabras. Cierre: póster, antiplagio, repositorio.</w:t>
       </w:r>
     </w:p>
     <w:p>
@@ -902,7 +902,7 @@
           <w:color w:val="2B2B2B"/>
           <w:sz w:val="22"/>
         </w:rPr>
-        <w:t xml:space="preserve"> (25/08/2026 — Estructura del artículo · taller de introducción) se dicta </w:t>
+        <w:t xml:space="preserve"> (25/08/2026 — Estructura del documento · taller de introducción) se dicta </w:t>
       </w:r>
       <w:r>
         <w:rPr>
@@ -1634,7 +1634,7 @@
           <w:color w:val="2B2B2B"/>
           <w:sz w:val="22"/>
         </w:rPr>
-        <w:t>sobre tu propio artículo</w:t>
+        <w:t>sobre tu propio trabajo de grado</w:t>
       </w:r>
       <w:r>
         <w:rPr>
@@ -2987,7 +2987,7 @@
           <w:color w:val="2B2B2B"/>
           <w:sz w:val="22"/>
         </w:rPr>
-        <w:t xml:space="preserve"> (Estructura del artículo · taller de introducción), que por eso </w:t>
+        <w:t xml:space="preserve"> (Estructura del documento · taller de introducción), que por eso </w:t>
       </w:r>
       <w:r>
         <w:rPr>
